--- a/Walkthrough.docx
+++ b/Walkthrough.docx
@@ -10,7 +10,6 @@
           <w:docPartUnique/>
         </w:docPartObj>
       </w:sdtPr>
-      <w:sdtEndPr/>
       <w:sdtContent>
         <w:p>
           <w:r>
@@ -357,7 +356,6 @@
                                   <w:dataBinding w:prefixMappings="xmlns:ns0='http://purl.org/dc/elements/1.1/' xmlns:ns1='http://schemas.openxmlformats.org/package/2006/metadata/core-properties' " w:xpath="/ns1:coreProperties[1]/ns0:creator[1]" w:storeItemID="{6C3C8BC8-F283-45AE-878A-BAB7291924A1}"/>
                                   <w:text/>
                                 </w:sdtPr>
-                                <w:sdtEndPr/>
                                 <w:sdtContent>
                                   <w:p>
                                     <w:pPr>
@@ -403,7 +401,6 @@
                                     <w:dataBinding w:prefixMappings="xmlns:ns0='http://schemas.microsoft.com/office/2006/coverPageProps' " w:xpath="/ns0:CoverPageProperties[1]/ns0:CompanyEmail[1]" w:storeItemID="{55AF091B-3C7A-41E3-B477-F2FDAA23CFDA}"/>
                                     <w:text/>
                                   </w:sdtPr>
-                                  <w:sdtEndPr/>
                                   <w:sdtContent>
                                     <w:r>
                                       <w:rPr>
@@ -458,7 +455,6 @@
                             <w:dataBinding w:prefixMappings="xmlns:ns0='http://purl.org/dc/elements/1.1/' xmlns:ns1='http://schemas.openxmlformats.org/package/2006/metadata/core-properties' " w:xpath="/ns1:coreProperties[1]/ns0:creator[1]" w:storeItemID="{6C3C8BC8-F283-45AE-878A-BAB7291924A1}"/>
                             <w:text/>
                           </w:sdtPr>
-                          <w:sdtEndPr/>
                           <w:sdtContent>
                             <w:p>
                               <w:pPr>
@@ -504,7 +500,6 @@
                               <w:dataBinding w:prefixMappings="xmlns:ns0='http://schemas.microsoft.com/office/2006/coverPageProps' " w:xpath="/ns0:CoverPageProperties[1]/ns0:CompanyEmail[1]" w:storeItemID="{55AF091B-3C7A-41E3-B477-F2FDAA23CFDA}"/>
                               <w:text/>
                             </w:sdtPr>
-                            <w:sdtEndPr/>
                             <w:sdtContent>
                               <w:r>
                                 <w:rPr>
@@ -604,7 +599,15 @@
                                     <w:sz w:val="28"/>
                                     <w:szCs w:val="28"/>
                                   </w:rPr>
-                                  <w:t>Technology:</w:t>
+                                  <w:t>Công nghệ sử dụng</w:t>
+                                </w:r>
+                                <w:r>
+                                  <w:rPr>
+                                    <w:color w:val="156082" w:themeColor="accent1"/>
+                                    <w:sz w:val="28"/>
+                                    <w:szCs w:val="28"/>
+                                  </w:rPr>
+                                  <w:t>:</w:t>
                                 </w:r>
                               </w:p>
                               <w:sdt>
@@ -620,7 +623,6 @@
                                   <w:dataBinding w:prefixMappings="xmlns:ns0='http://schemas.microsoft.com/office/2006/coverPageProps' " w:xpath="/ns0:CoverPageProperties[1]/ns0:Abstract[1]" w:storeItemID="{55AF091B-3C7A-41E3-B477-F2FDAA23CFDA}"/>
                                   <w:text w:multiLine="1"/>
                                 </w:sdtPr>
-                                <w:sdtEndPr/>
                                 <w:sdtContent>
                                   <w:p>
                                     <w:pPr>
@@ -638,7 +640,119 @@
                                         <w:sz w:val="20"/>
                                         <w:szCs w:val="20"/>
                                       </w:rPr>
-                                      <w:t xml:space="preserve">Python </w:t>
+                                      <w:t>Python 3.12</w:t>
+                                    </w:r>
+                                    <w:r>
+                                      <w:rPr>
+                                        <w:color w:val="595959" w:themeColor="text1" w:themeTint="A6"/>
+                                        <w:sz w:val="20"/>
+                                        <w:szCs w:val="20"/>
+                                      </w:rPr>
+                                      <w:br/>
+                                    </w:r>
+                                    <w:r>
+                                      <w:rPr>
+                                        <w:color w:val="595959" w:themeColor="text1" w:themeTint="A6"/>
+                                        <w:sz w:val="20"/>
+                                        <w:szCs w:val="20"/>
+                                      </w:rPr>
+                                      <w:t>PySide6</w:t>
+                                    </w:r>
+                                    <w:r>
+                                      <w:rPr>
+                                        <w:color w:val="595959" w:themeColor="text1" w:themeTint="A6"/>
+                                        <w:sz w:val="20"/>
+                                        <w:szCs w:val="20"/>
+                                      </w:rPr>
+                                      <w:br/>
+                                    </w:r>
+                                    <w:r>
+                                      <w:rPr>
+                                        <w:color w:val="595959" w:themeColor="text1" w:themeTint="A6"/>
+                                        <w:sz w:val="20"/>
+                                        <w:szCs w:val="20"/>
+                                      </w:rPr>
+                                      <w:t>Playwright</w:t>
+                                    </w:r>
+                                    <w:r>
+                                      <w:rPr>
+                                        <w:color w:val="595959" w:themeColor="text1" w:themeTint="A6"/>
+                                        <w:sz w:val="20"/>
+                                        <w:szCs w:val="20"/>
+                                      </w:rPr>
+                                      <w:br/>
+                                    </w:r>
+                                    <w:r>
+                                      <w:rPr>
+                                        <w:color w:val="595959" w:themeColor="text1" w:themeTint="A6"/>
+                                        <w:sz w:val="20"/>
+                                        <w:szCs w:val="20"/>
+                                      </w:rPr>
+                                      <w:t>OpenPyXL</w:t>
+                                    </w:r>
+                                    <w:r>
+                                      <w:rPr>
+                                        <w:color w:val="595959" w:themeColor="text1" w:themeTint="A6"/>
+                                        <w:sz w:val="20"/>
+                                        <w:szCs w:val="20"/>
+                                      </w:rPr>
+                                      <w:br/>
+                                    </w:r>
+                                    <w:r>
+                                      <w:rPr>
+                                        <w:color w:val="595959" w:themeColor="text1" w:themeTint="A6"/>
+                                        <w:sz w:val="20"/>
+                                        <w:szCs w:val="20"/>
+                                      </w:rPr>
+                                      <w:t>SQLite</w:t>
+                                    </w:r>
+                                    <w:r>
+                                      <w:rPr>
+                                        <w:color w:val="595959" w:themeColor="text1" w:themeTint="A6"/>
+                                        <w:sz w:val="20"/>
+                                        <w:szCs w:val="20"/>
+                                      </w:rPr>
+                                      <w:br/>
+                                    </w:r>
+                                    <w:r>
+                                      <w:rPr>
+                                        <w:color w:val="595959" w:themeColor="text1" w:themeTint="A6"/>
+                                        <w:sz w:val="20"/>
+                                        <w:szCs w:val="20"/>
+                                      </w:rPr>
+                                      <w:t>Loguru</w:t>
+                                    </w:r>
+                                    <w:r>
+                                      <w:rPr>
+                                        <w:color w:val="595959" w:themeColor="text1" w:themeTint="A6"/>
+                                        <w:sz w:val="20"/>
+                                        <w:szCs w:val="20"/>
+                                      </w:rPr>
+                                      <w:br/>
+                                    </w:r>
+                                    <w:r>
+                                      <w:rPr>
+                                        <w:color w:val="595959" w:themeColor="text1" w:themeTint="A6"/>
+                                        <w:sz w:val="20"/>
+                                        <w:szCs w:val="20"/>
+                                      </w:rPr>
+                                      <w:t>Requests</w:t>
+                                    </w:r>
+                                    <w:r>
+                                      <w:rPr>
+                                        <w:color w:val="595959" w:themeColor="text1" w:themeTint="A6"/>
+                                        <w:sz w:val="20"/>
+                                        <w:szCs w:val="20"/>
+                                      </w:rPr>
+                                      <w:br/>
+                                    </w:r>
+                                    <w:r>
+                                      <w:rPr>
+                                        <w:color w:val="595959" w:themeColor="text1" w:themeTint="A6"/>
+                                        <w:sz w:val="20"/>
+                                        <w:szCs w:val="20"/>
+                                      </w:rPr>
+                                      <w:t>PyInstaller</w:t>
                                     </w:r>
                                   </w:p>
                                 </w:sdtContent>
@@ -684,7 +798,15 @@
                               <w:sz w:val="28"/>
                               <w:szCs w:val="28"/>
                             </w:rPr>
-                            <w:t>Technology:</w:t>
+                            <w:t>Công nghệ sử dụng</w:t>
+                          </w:r>
+                          <w:r>
+                            <w:rPr>
+                              <w:color w:val="156082" w:themeColor="accent1"/>
+                              <w:sz w:val="28"/>
+                              <w:szCs w:val="28"/>
+                            </w:rPr>
+                            <w:t>:</w:t>
                           </w:r>
                         </w:p>
                         <w:sdt>
@@ -700,7 +822,6 @@
                             <w:dataBinding w:prefixMappings="xmlns:ns0='http://schemas.microsoft.com/office/2006/coverPageProps' " w:xpath="/ns0:CoverPageProperties[1]/ns0:Abstract[1]" w:storeItemID="{55AF091B-3C7A-41E3-B477-F2FDAA23CFDA}"/>
                             <w:text w:multiLine="1"/>
                           </w:sdtPr>
-                          <w:sdtEndPr/>
                           <w:sdtContent>
                             <w:p>
                               <w:pPr>
@@ -718,7 +839,119 @@
                                   <w:sz w:val="20"/>
                                   <w:szCs w:val="20"/>
                                 </w:rPr>
-                                <w:t xml:space="preserve">Python </w:t>
+                                <w:t>Python 3.12</w:t>
+                              </w:r>
+                              <w:r>
+                                <w:rPr>
+                                  <w:color w:val="595959" w:themeColor="text1" w:themeTint="A6"/>
+                                  <w:sz w:val="20"/>
+                                  <w:szCs w:val="20"/>
+                                </w:rPr>
+                                <w:br/>
+                              </w:r>
+                              <w:r>
+                                <w:rPr>
+                                  <w:color w:val="595959" w:themeColor="text1" w:themeTint="A6"/>
+                                  <w:sz w:val="20"/>
+                                  <w:szCs w:val="20"/>
+                                </w:rPr>
+                                <w:t>PySide6</w:t>
+                              </w:r>
+                              <w:r>
+                                <w:rPr>
+                                  <w:color w:val="595959" w:themeColor="text1" w:themeTint="A6"/>
+                                  <w:sz w:val="20"/>
+                                  <w:szCs w:val="20"/>
+                                </w:rPr>
+                                <w:br/>
+                              </w:r>
+                              <w:r>
+                                <w:rPr>
+                                  <w:color w:val="595959" w:themeColor="text1" w:themeTint="A6"/>
+                                  <w:sz w:val="20"/>
+                                  <w:szCs w:val="20"/>
+                                </w:rPr>
+                                <w:t>Playwright</w:t>
+                              </w:r>
+                              <w:r>
+                                <w:rPr>
+                                  <w:color w:val="595959" w:themeColor="text1" w:themeTint="A6"/>
+                                  <w:sz w:val="20"/>
+                                  <w:szCs w:val="20"/>
+                                </w:rPr>
+                                <w:br/>
+                              </w:r>
+                              <w:r>
+                                <w:rPr>
+                                  <w:color w:val="595959" w:themeColor="text1" w:themeTint="A6"/>
+                                  <w:sz w:val="20"/>
+                                  <w:szCs w:val="20"/>
+                                </w:rPr>
+                                <w:t>OpenPyXL</w:t>
+                              </w:r>
+                              <w:r>
+                                <w:rPr>
+                                  <w:color w:val="595959" w:themeColor="text1" w:themeTint="A6"/>
+                                  <w:sz w:val="20"/>
+                                  <w:szCs w:val="20"/>
+                                </w:rPr>
+                                <w:br/>
+                              </w:r>
+                              <w:r>
+                                <w:rPr>
+                                  <w:color w:val="595959" w:themeColor="text1" w:themeTint="A6"/>
+                                  <w:sz w:val="20"/>
+                                  <w:szCs w:val="20"/>
+                                </w:rPr>
+                                <w:t>SQLite</w:t>
+                              </w:r>
+                              <w:r>
+                                <w:rPr>
+                                  <w:color w:val="595959" w:themeColor="text1" w:themeTint="A6"/>
+                                  <w:sz w:val="20"/>
+                                  <w:szCs w:val="20"/>
+                                </w:rPr>
+                                <w:br/>
+                              </w:r>
+                              <w:r>
+                                <w:rPr>
+                                  <w:color w:val="595959" w:themeColor="text1" w:themeTint="A6"/>
+                                  <w:sz w:val="20"/>
+                                  <w:szCs w:val="20"/>
+                                </w:rPr>
+                                <w:t>Loguru</w:t>
+                              </w:r>
+                              <w:r>
+                                <w:rPr>
+                                  <w:color w:val="595959" w:themeColor="text1" w:themeTint="A6"/>
+                                  <w:sz w:val="20"/>
+                                  <w:szCs w:val="20"/>
+                                </w:rPr>
+                                <w:br/>
+                              </w:r>
+                              <w:r>
+                                <w:rPr>
+                                  <w:color w:val="595959" w:themeColor="text1" w:themeTint="A6"/>
+                                  <w:sz w:val="20"/>
+                                  <w:szCs w:val="20"/>
+                                </w:rPr>
+                                <w:t>Requests</w:t>
+                              </w:r>
+                              <w:r>
+                                <w:rPr>
+                                  <w:color w:val="595959" w:themeColor="text1" w:themeTint="A6"/>
+                                  <w:sz w:val="20"/>
+                                  <w:szCs w:val="20"/>
+                                </w:rPr>
+                                <w:br/>
+                              </w:r>
+                              <w:r>
+                                <w:rPr>
+                                  <w:color w:val="595959" w:themeColor="text1" w:themeTint="A6"/>
+                                  <w:sz w:val="20"/>
+                                  <w:szCs w:val="20"/>
+                                </w:rPr>
+                                <w:t>PyInstaller</w:t>
                               </w:r>
                             </w:p>
                           </w:sdtContent>
@@ -848,7 +1081,6 @@
                                   <w:dataBinding w:prefixMappings="xmlns:ns0='http://purl.org/dc/elements/1.1/' xmlns:ns1='http://schemas.openxmlformats.org/package/2006/metadata/core-properties' " w:xpath="/ns1:coreProperties[1]/ns0:subject[1]" w:storeItemID="{6C3C8BC8-F283-45AE-878A-BAB7291924A1}"/>
                                   <w:text/>
                                 </w:sdtPr>
-                                <w:sdtEndPr/>
                                 <w:sdtContent>
                                   <w:p>
                                     <w:pPr>
@@ -950,7 +1182,6 @@
                             <w:dataBinding w:prefixMappings="xmlns:ns0='http://purl.org/dc/elements/1.1/' xmlns:ns1='http://schemas.openxmlformats.org/package/2006/metadata/core-properties' " w:xpath="/ns1:coreProperties[1]/ns0:subject[1]" w:storeItemID="{6C3C8BC8-F283-45AE-878A-BAB7291924A1}"/>
                             <w:text/>
                           </w:sdtPr>
-                          <w:sdtEndPr/>
                           <w:sdtContent>
                             <w:p>
                               <w:pPr>
@@ -1212,10 +1443,7 @@
         <w:ind w:left="360" w:firstLine="720"/>
       </w:pPr>
       <w:r>
-        <w:t>Cập nhật pip</w:t>
-      </w:r>
-      <w:r>
-        <w:t>:</w:t>
+        <w:t>Cập nhật pip:</w:t>
       </w:r>
     </w:p>
     <w:p>
@@ -1277,17 +1505,8 @@
           <w:b/>
           <w:bCs/>
         </w:rPr>
-        <w:t xml:space="preserve">Cài đặt </w:t>
+        <w:t>Cài đặt Github</w:t>
       </w:r>
-      <w:proofErr w:type="spellStart"/>
-      <w:r>
-        <w:rPr>
-          <w:b/>
-          <w:bCs/>
-        </w:rPr>
-        <w:t>Github</w:t>
-      </w:r>
-      <w:proofErr w:type="spellEnd"/>
       <w:r>
         <w:rPr>
           <w:b/>
@@ -1408,10 +1627,21 @@
               <w:pStyle w:val="NoSpacing"/>
             </w:pPr>
             <w:r>
+              <w:t>D:</w:t>
+            </w:r>
+          </w:p>
+          <w:p>
+            <w:pPr>
+              <w:pStyle w:val="NoSpacing"/>
+            </w:pPr>
+            <w:r>
               <w:t>c</w:t>
             </w:r>
             <w:r>
-              <w:t>d [thư mục chứa file requirements.txt]</w:t>
+              <w:t xml:space="preserve">d </w:t>
+            </w:r>
+            <w:r>
+              <w:t>D:\GitHub\DistanceCalculatorPro</w:t>
             </w:r>
           </w:p>
           <w:p>
@@ -1432,17 +1662,83 @@
           </w:p>
         </w:tc>
       </w:tr>
+      <w:tr>
+        <w:tc>
+          <w:tcPr>
+            <w:tcW w:w="10456" w:type="dxa"/>
+          </w:tcPr>
+          <w:p>
+            <w:pPr>
+              <w:pStyle w:val="NoSpacing"/>
+            </w:pPr>
+            <w:r>
+              <w:t>Kết quả:</w:t>
+            </w:r>
+          </w:p>
+          <w:p>
+            <w:pPr>
+              <w:pStyle w:val="NoSpacing"/>
+            </w:pPr>
+          </w:p>
+        </w:tc>
+      </w:tr>
     </w:tbl>
     <w:p>
       <w:pPr>
         <w:pStyle w:val="NoSpacing"/>
+        <w:ind w:left="1080"/>
       </w:pPr>
     </w:p>
-    <w:p>
-      <w:pPr>
-        <w:pStyle w:val="NoSpacing"/>
-      </w:pPr>
-    </w:p>
+    <w:tbl>
+      <w:tblPr>
+        <w:tblStyle w:val="TableGrid"/>
+        <w:tblW w:w="0" w:type="auto"/>
+        <w:tblInd w:w="1080" w:type="dxa"/>
+        <w:tblLook w:val="04A0" w:firstRow="1" w:lastRow="0" w:firstColumn="1" w:lastColumn="0" w:noHBand="0" w:noVBand="1"/>
+      </w:tblPr>
+      <w:tblGrid>
+        <w:gridCol w:w="9376"/>
+      </w:tblGrid>
+      <w:tr>
+        <w:tc>
+          <w:tcPr>
+            <w:tcW w:w="9376" w:type="dxa"/>
+          </w:tcPr>
+          <w:p>
+            <w:pPr>
+              <w:pStyle w:val="NoSpacing"/>
+            </w:pPr>
+            <w:r>
+              <w:t>D:</w:t>
+            </w:r>
+          </w:p>
+          <w:p>
+            <w:pPr>
+              <w:pStyle w:val="NoSpacing"/>
+            </w:pPr>
+            <w:r>
+              <w:t xml:space="preserve">cd </w:t>
+            </w:r>
+            <w:r>
+              <w:t>D:\GitHub\DistanceCalculatorPro</w:t>
+            </w:r>
+          </w:p>
+          <w:p>
+            <w:pPr>
+              <w:pStyle w:val="NoSpacing"/>
+            </w:pPr>
+          </w:p>
+          <w:p>
+            <w:pPr>
+              <w:pStyle w:val="NoSpacing"/>
+            </w:pPr>
+            <w:r>
+              <w:t>playwright install chromium</w:t>
+            </w:r>
+          </w:p>
+        </w:tc>
+      </w:tr>
+    </w:tbl>
     <w:p>
       <w:pPr>
         <w:pStyle w:val="NoSpacing"/>
@@ -1520,19 +1816,18 @@
               <w:pStyle w:val="NoSpacing"/>
             </w:pPr>
             <w:r>
-              <w:t xml:space="preserve">cd [thư mục chứa file </w:t>
+              <w:t>D:</w:t>
+            </w:r>
+          </w:p>
+          <w:p>
+            <w:pPr>
+              <w:pStyle w:val="NoSpacing"/>
+            </w:pPr>
+            <w:r>
+              <w:t xml:space="preserve">cd </w:t>
             </w:r>
             <w:r>
-              <w:t>main</w:t>
-            </w:r>
-            <w:r>
-              <w:t>.</w:t>
-            </w:r>
-            <w:r>
-              <w:t>py</w:t>
-            </w:r>
-            <w:r>
-              <w:t>]</w:t>
+              <w:t>D:\GitHub\DistanceCalculatorPro</w:t>
             </w:r>
           </w:p>
           <w:p>
@@ -1545,23 +1840,8 @@
               <w:pStyle w:val="NoSpacing"/>
             </w:pPr>
             <w:r>
-              <w:t xml:space="preserve">python -m </w:t>
+              <w:t>python -m venv .venv</w:t>
             </w:r>
-            <w:proofErr w:type="spellStart"/>
-            <w:proofErr w:type="gramStart"/>
-            <w:r>
-              <w:t>venv</w:t>
-            </w:r>
-            <w:proofErr w:type="spellEnd"/>
-            <w:r>
-              <w:t xml:space="preserve"> .</w:t>
-            </w:r>
-            <w:proofErr w:type="spellStart"/>
-            <w:r>
-              <w:t>venv</w:t>
-            </w:r>
-            <w:proofErr w:type="spellEnd"/>
-            <w:proofErr w:type="gramEnd"/>
           </w:p>
         </w:tc>
       </w:tr>
@@ -1582,11 +1862,9 @@
             <w:pPr>
               <w:pStyle w:val="NoSpacing"/>
             </w:pPr>
-            <w:proofErr w:type="spellStart"/>
             <w:r>
               <w:t>DistanceCalculatorPro</w:t>
             </w:r>
-            <w:proofErr w:type="spellEnd"/>
           </w:p>
           <w:p>
             <w:pPr>
@@ -1604,24 +1882,11 @@
               <w:rPr>
                 <w:rFonts w:ascii="MS Gothic" w:eastAsia="MS Gothic" w:hAnsi="MS Gothic" w:cs="MS Gothic"/>
               </w:rPr>
-              <w:t>|</w:t>
-            </w:r>
-            <w:proofErr w:type="gramStart"/>
-            <w:r>
-              <w:rPr>
-                <w:rFonts w:ascii="MS Gothic" w:eastAsia="MS Gothic" w:hAnsi="MS Gothic" w:cs="MS Gothic"/>
-              </w:rPr>
-              <w:t>--</w:t>
+              <w:t>|--</w:t>
             </w:r>
             <w:r>
-              <w:t xml:space="preserve"> .</w:t>
+              <w:t xml:space="preserve"> .venv</w:t>
             </w:r>
-            <w:proofErr w:type="spellStart"/>
-            <w:r>
-              <w:t>venv</w:t>
-            </w:r>
-            <w:proofErr w:type="spellEnd"/>
-            <w:proofErr w:type="gramEnd"/>
           </w:p>
           <w:p>
             <w:pPr>
@@ -1662,6 +1927,7 @@
               <w:pStyle w:val="NoSpacing"/>
             </w:pPr>
             <w:r>
+              <w:lastRenderedPageBreak/>
               <w:t>...</w:t>
             </w:r>
           </w:p>
@@ -1673,6 +1939,187 @@
         <w:pStyle w:val="NoSpacing"/>
       </w:pPr>
     </w:p>
+    <w:p>
+      <w:pPr>
+        <w:pStyle w:val="NoSpacing"/>
+        <w:numPr>
+          <w:ilvl w:val="0"/>
+          <w:numId w:val="8"/>
+        </w:numPr>
+        <w:rPr>
+          <w:b/>
+          <w:bCs/>
+        </w:rPr>
+      </w:pPr>
+      <w:r>
+        <w:rPr>
+          <w:b/>
+          <w:bCs/>
+        </w:rPr>
+        <w:t>Kích hoạt</w:t>
+      </w:r>
+      <w:r>
+        <w:rPr>
+          <w:b/>
+          <w:bCs/>
+        </w:rPr>
+        <w:t xml:space="preserve"> trường ảo</w:t>
+      </w:r>
+    </w:p>
+    <w:p>
+      <w:pPr>
+        <w:pStyle w:val="NoSpacing"/>
+      </w:pPr>
+    </w:p>
+    <w:tbl>
+      <w:tblPr>
+        <w:tblStyle w:val="TableGrid"/>
+        <w:tblW w:w="0" w:type="auto"/>
+        <w:tblInd w:w="1080" w:type="dxa"/>
+        <w:tblLook w:val="04A0" w:firstRow="1" w:lastRow="0" w:firstColumn="1" w:lastColumn="0" w:noHBand="0" w:noVBand="1"/>
+      </w:tblPr>
+      <w:tblGrid>
+        <w:gridCol w:w="9376"/>
+      </w:tblGrid>
+      <w:tr>
+        <w:tc>
+          <w:tcPr>
+            <w:tcW w:w="10456" w:type="dxa"/>
+          </w:tcPr>
+          <w:p>
+            <w:pPr>
+              <w:pStyle w:val="NoSpacing"/>
+            </w:pPr>
+            <w:r>
+              <w:t>.venv\Scripts\activate</w:t>
+            </w:r>
+          </w:p>
+          <w:p>
+            <w:pPr>
+              <w:pStyle w:val="NoSpacing"/>
+            </w:pPr>
+          </w:p>
+        </w:tc>
+      </w:tr>
+      <w:tr>
+        <w:tc>
+          <w:tcPr>
+            <w:tcW w:w="10456" w:type="dxa"/>
+          </w:tcPr>
+          <w:p>
+            <w:pPr>
+              <w:pStyle w:val="NoSpacing"/>
+            </w:pPr>
+            <w:r>
+              <w:t>Kết quả:</w:t>
+            </w:r>
+          </w:p>
+          <w:p>
+            <w:pPr>
+              <w:pStyle w:val="NoSpacing"/>
+            </w:pPr>
+            <w:r>
+              <w:t>(.venv) D:\GitHub\DistanceCalculatorPro&gt;.git</w:t>
+            </w:r>
+          </w:p>
+        </w:tc>
+      </w:tr>
+    </w:tbl>
+    <w:p>
+      <w:pPr>
+        <w:pStyle w:val="NoSpacing"/>
+      </w:pPr>
+    </w:p>
+    <w:p>
+      <w:pPr>
+        <w:pStyle w:val="NoSpacing"/>
+      </w:pPr>
+    </w:p>
+    <w:p>
+      <w:pPr>
+        <w:pStyle w:val="NoSpacing"/>
+        <w:numPr>
+          <w:ilvl w:val="0"/>
+          <w:numId w:val="8"/>
+        </w:numPr>
+        <w:rPr>
+          <w:b/>
+          <w:bCs/>
+        </w:rPr>
+      </w:pPr>
+      <w:r>
+        <w:rPr>
+          <w:b/>
+          <w:bCs/>
+        </w:rPr>
+        <w:t>Khởi chạy mỗi lần</w:t>
+      </w:r>
+    </w:p>
+    <w:p>
+      <w:pPr>
+        <w:pStyle w:val="NoSpacing"/>
+      </w:pPr>
+    </w:p>
+    <w:tbl>
+      <w:tblPr>
+        <w:tblStyle w:val="TableGrid"/>
+        <w:tblW w:w="0" w:type="auto"/>
+        <w:tblInd w:w="1080" w:type="dxa"/>
+        <w:tblLook w:val="04A0" w:firstRow="1" w:lastRow="0" w:firstColumn="1" w:lastColumn="0" w:noHBand="0" w:noVBand="1"/>
+      </w:tblPr>
+      <w:tblGrid>
+        <w:gridCol w:w="9376"/>
+      </w:tblGrid>
+      <w:tr>
+        <w:tc>
+          <w:tcPr>
+            <w:tcW w:w="10456" w:type="dxa"/>
+          </w:tcPr>
+          <w:p>
+            <w:pPr>
+              <w:pStyle w:val="NoSpacing"/>
+            </w:pPr>
+            <w:r>
+              <w:t>D:</w:t>
+            </w:r>
+          </w:p>
+          <w:p>
+            <w:pPr>
+              <w:pStyle w:val="NoSpacing"/>
+            </w:pPr>
+            <w:r>
+              <w:t>cd D:\GitHub\DistanceCalculatorPro</w:t>
+            </w:r>
+          </w:p>
+          <w:p>
+            <w:pPr>
+              <w:pStyle w:val="NoSpacing"/>
+            </w:pPr>
+          </w:p>
+          <w:p>
+            <w:pPr>
+              <w:pStyle w:val="NoSpacing"/>
+            </w:pPr>
+            <w:r>
+              <w:t>.venv\Scripts\activate</w:t>
+            </w:r>
+          </w:p>
+          <w:p>
+            <w:pPr>
+              <w:pStyle w:val="NoSpacing"/>
+            </w:pPr>
+          </w:p>
+          <w:p>
+            <w:pPr>
+              <w:pStyle w:val="NoSpacing"/>
+            </w:pPr>
+            <w:r>
+              <w:t>python main.py</w:t>
+            </w:r>
+          </w:p>
+        </w:tc>
+      </w:tr>
+    </w:tbl>
     <w:p>
       <w:pPr>
         <w:pStyle w:val="NoSpacing"/>
@@ -2232,6 +2679,95 @@
     </w:lvl>
   </w:abstractNum>
   <w:abstractNum w:abstractNumId="6" w15:restartNumberingAfterBreak="0">
+    <w:nsid w:val="2D8B7036"/>
+    <w:multiLevelType w:val="hybridMultilevel"/>
+    <w:tmpl w:val="6F9C1226"/>
+    <w:lvl w:ilvl="0" w:tplc="FFFFFFFF">
+      <w:start w:val="1"/>
+      <w:numFmt w:val="decimal"/>
+      <w:lvlText w:val="%1."/>
+      <w:lvlJc w:val="left"/>
+      <w:pPr>
+        <w:ind w:left="1170" w:hanging="360"/>
+      </w:pPr>
+      <w:rPr>
+        <w:rFonts w:hint="default"/>
+      </w:rPr>
+    </w:lvl>
+    <w:lvl w:ilvl="1" w:tplc="FFFFFFFF" w:tentative="1">
+      <w:start w:val="1"/>
+      <w:numFmt w:val="lowerLetter"/>
+      <w:lvlText w:val="%2."/>
+      <w:lvlJc w:val="left"/>
+      <w:pPr>
+        <w:ind w:left="1890" w:hanging="360"/>
+      </w:pPr>
+    </w:lvl>
+    <w:lvl w:ilvl="2" w:tplc="FFFFFFFF" w:tentative="1">
+      <w:start w:val="1"/>
+      <w:numFmt w:val="lowerRoman"/>
+      <w:lvlText w:val="%3."/>
+      <w:lvlJc w:val="right"/>
+      <w:pPr>
+        <w:ind w:left="2610" w:hanging="180"/>
+      </w:pPr>
+    </w:lvl>
+    <w:lvl w:ilvl="3" w:tplc="FFFFFFFF" w:tentative="1">
+      <w:start w:val="1"/>
+      <w:numFmt w:val="decimal"/>
+      <w:lvlText w:val="%4."/>
+      <w:lvlJc w:val="left"/>
+      <w:pPr>
+        <w:ind w:left="3330" w:hanging="360"/>
+      </w:pPr>
+    </w:lvl>
+    <w:lvl w:ilvl="4" w:tplc="FFFFFFFF" w:tentative="1">
+      <w:start w:val="1"/>
+      <w:numFmt w:val="lowerLetter"/>
+      <w:lvlText w:val="%5."/>
+      <w:lvlJc w:val="left"/>
+      <w:pPr>
+        <w:ind w:left="4050" w:hanging="360"/>
+      </w:pPr>
+    </w:lvl>
+    <w:lvl w:ilvl="5" w:tplc="FFFFFFFF" w:tentative="1">
+      <w:start w:val="1"/>
+      <w:numFmt w:val="lowerRoman"/>
+      <w:lvlText w:val="%6."/>
+      <w:lvlJc w:val="right"/>
+      <w:pPr>
+        <w:ind w:left="4770" w:hanging="180"/>
+      </w:pPr>
+    </w:lvl>
+    <w:lvl w:ilvl="6" w:tplc="FFFFFFFF" w:tentative="1">
+      <w:start w:val="1"/>
+      <w:numFmt w:val="decimal"/>
+      <w:lvlText w:val="%7."/>
+      <w:lvlJc w:val="left"/>
+      <w:pPr>
+        <w:ind w:left="5490" w:hanging="360"/>
+      </w:pPr>
+    </w:lvl>
+    <w:lvl w:ilvl="7" w:tplc="FFFFFFFF" w:tentative="1">
+      <w:start w:val="1"/>
+      <w:numFmt w:val="lowerLetter"/>
+      <w:lvlText w:val="%8."/>
+      <w:lvlJc w:val="left"/>
+      <w:pPr>
+        <w:ind w:left="6210" w:hanging="360"/>
+      </w:pPr>
+    </w:lvl>
+    <w:lvl w:ilvl="8" w:tplc="FFFFFFFF" w:tentative="1">
+      <w:start w:val="1"/>
+      <w:numFmt w:val="lowerRoman"/>
+      <w:lvlText w:val="%9."/>
+      <w:lvlJc w:val="right"/>
+      <w:pPr>
+        <w:ind w:left="6930" w:hanging="180"/>
+      </w:pPr>
+    </w:lvl>
+  </w:abstractNum>
+  <w:abstractNum w:abstractNumId="7" w15:restartNumberingAfterBreak="0">
     <w:nsid w:val="3BC958CC"/>
     <w:multiLevelType w:val="hybridMultilevel"/>
     <w:tmpl w:val="49FE1DC4"/>
@@ -2320,7 +2856,96 @@
       </w:pPr>
     </w:lvl>
   </w:abstractNum>
-  <w:abstractNum w:abstractNumId="7" w15:restartNumberingAfterBreak="0">
+  <w:abstractNum w:abstractNumId="8" w15:restartNumberingAfterBreak="0">
+    <w:nsid w:val="4C77455A"/>
+    <w:multiLevelType w:val="hybridMultilevel"/>
+    <w:tmpl w:val="6F9C1226"/>
+    <w:lvl w:ilvl="0" w:tplc="FFFFFFFF">
+      <w:start w:val="1"/>
+      <w:numFmt w:val="decimal"/>
+      <w:lvlText w:val="%1."/>
+      <w:lvlJc w:val="left"/>
+      <w:pPr>
+        <w:ind w:left="1080" w:hanging="360"/>
+      </w:pPr>
+      <w:rPr>
+        <w:rFonts w:hint="default"/>
+      </w:rPr>
+    </w:lvl>
+    <w:lvl w:ilvl="1" w:tplc="FFFFFFFF" w:tentative="1">
+      <w:start w:val="1"/>
+      <w:numFmt w:val="lowerLetter"/>
+      <w:lvlText w:val="%2."/>
+      <w:lvlJc w:val="left"/>
+      <w:pPr>
+        <w:ind w:left="1800" w:hanging="360"/>
+      </w:pPr>
+    </w:lvl>
+    <w:lvl w:ilvl="2" w:tplc="FFFFFFFF" w:tentative="1">
+      <w:start w:val="1"/>
+      <w:numFmt w:val="lowerRoman"/>
+      <w:lvlText w:val="%3."/>
+      <w:lvlJc w:val="right"/>
+      <w:pPr>
+        <w:ind w:left="2520" w:hanging="180"/>
+      </w:pPr>
+    </w:lvl>
+    <w:lvl w:ilvl="3" w:tplc="FFFFFFFF" w:tentative="1">
+      <w:start w:val="1"/>
+      <w:numFmt w:val="decimal"/>
+      <w:lvlText w:val="%4."/>
+      <w:lvlJc w:val="left"/>
+      <w:pPr>
+        <w:ind w:left="3240" w:hanging="360"/>
+      </w:pPr>
+    </w:lvl>
+    <w:lvl w:ilvl="4" w:tplc="FFFFFFFF" w:tentative="1">
+      <w:start w:val="1"/>
+      <w:numFmt w:val="lowerLetter"/>
+      <w:lvlText w:val="%5."/>
+      <w:lvlJc w:val="left"/>
+      <w:pPr>
+        <w:ind w:left="3960" w:hanging="360"/>
+      </w:pPr>
+    </w:lvl>
+    <w:lvl w:ilvl="5" w:tplc="FFFFFFFF" w:tentative="1">
+      <w:start w:val="1"/>
+      <w:numFmt w:val="lowerRoman"/>
+      <w:lvlText w:val="%6."/>
+      <w:lvlJc w:val="right"/>
+      <w:pPr>
+        <w:ind w:left="4680" w:hanging="180"/>
+      </w:pPr>
+    </w:lvl>
+    <w:lvl w:ilvl="6" w:tplc="FFFFFFFF" w:tentative="1">
+      <w:start w:val="1"/>
+      <w:numFmt w:val="decimal"/>
+      <w:lvlText w:val="%7."/>
+      <w:lvlJc w:val="left"/>
+      <w:pPr>
+        <w:ind w:left="5400" w:hanging="360"/>
+      </w:pPr>
+    </w:lvl>
+    <w:lvl w:ilvl="7" w:tplc="FFFFFFFF" w:tentative="1">
+      <w:start w:val="1"/>
+      <w:numFmt w:val="lowerLetter"/>
+      <w:lvlText w:val="%8."/>
+      <w:lvlJc w:val="left"/>
+      <w:pPr>
+        <w:ind w:left="6120" w:hanging="360"/>
+      </w:pPr>
+    </w:lvl>
+    <w:lvl w:ilvl="8" w:tplc="FFFFFFFF" w:tentative="1">
+      <w:start w:val="1"/>
+      <w:numFmt w:val="lowerRoman"/>
+      <w:lvlText w:val="%9."/>
+      <w:lvlJc w:val="right"/>
+      <w:pPr>
+        <w:ind w:left="6840" w:hanging="180"/>
+      </w:pPr>
+    </w:lvl>
+  </w:abstractNum>
+  <w:abstractNum w:abstractNumId="9" w15:restartNumberingAfterBreak="0">
     <w:nsid w:val="5DF13042"/>
     <w:multiLevelType w:val="hybridMultilevel"/>
     <w:tmpl w:val="734EF8E8"/>
@@ -2413,7 +3038,7 @@
     <w:abstractNumId w:val="3"/>
   </w:num>
   <w:num w:numId="2" w16cid:durableId="982851886">
-    <w:abstractNumId w:val="6"/>
+    <w:abstractNumId w:val="7"/>
   </w:num>
   <w:num w:numId="3" w16cid:durableId="2130396533">
     <w:abstractNumId w:val="5"/>
@@ -2425,13 +3050,19 @@
     <w:abstractNumId w:val="4"/>
   </w:num>
   <w:num w:numId="6" w16cid:durableId="1027559433">
-    <w:abstractNumId w:val="7"/>
+    <w:abstractNumId w:val="9"/>
   </w:num>
   <w:num w:numId="7" w16cid:durableId="1730955895">
     <w:abstractNumId w:val="2"/>
   </w:num>
   <w:num w:numId="8" w16cid:durableId="990215511">
     <w:abstractNumId w:val="0"/>
+  </w:num>
+  <w:num w:numId="9" w16cid:durableId="1180973476">
+    <w:abstractNumId w:val="8"/>
+  </w:num>
+  <w:num w:numId="10" w16cid:durableId="598561855">
+    <w:abstractNumId w:val="6"/>
   </w:num>
 </w:numbering>
 </file>
@@ -2836,7 +3467,7 @@
   <w:style w:type="paragraph" w:default="1" w:styleId="Normal">
     <w:name w:val="Normal"/>
     <w:qFormat/>
-    <w:rsid w:val="00776E27"/>
+    <w:rsid w:val="00D445F2"/>
   </w:style>
   <w:style w:type="paragraph" w:styleId="Heading1">
     <w:name w:val="heading 1"/>
@@ -3040,7 +3671,6 @@
   <w:style w:type="character" w:default="1" w:styleId="DefaultParagraphFont">
     <w:name w:val="Default Paragraph Font"/>
     <w:uiPriority w:val="1"/>
-    <w:semiHidden/>
     <w:unhideWhenUsed/>
   </w:style>
   <w:style w:type="table" w:default="1" w:styleId="TableNormal">
@@ -3748,7 +4378,14 @@
 <file path=customXml/item1.xml><?xml version="1.0" encoding="utf-8"?>
 <CoverPageProperties xmlns="http://schemas.microsoft.com/office/2006/coverPageProps">
   <PublishDate/>
-  <Abstract>Python </Abstract>
+  <Abstract>Python 3.12
+PySide6
+Playwright
+OpenPyXL
+SQLite
+Loguru
+Requests
+PyInstaller</Abstract>
   <CompanyAddress/>
   <CompanyPhone/>
   <CompanyFax/>

--- a/Walkthrough.docx
+++ b/Walkthrough.docx
@@ -2129,6 +2129,14 @@
       <w:pPr>
         <w:pStyle w:val="NoSpacing"/>
       </w:pPr>
+    </w:p>
+    <w:p>
+      <w:pPr>
+        <w:pStyle w:val="NoSpacing"/>
+      </w:pPr>
+      <w:r>
+        <w:t>17/07/2026 16:00</w:t>
+      </w:r>
     </w:p>
     <w:sectPr>
       <w:pgSz w:w="11906" w:h="16838" w:code="9"/>

--- a/Walkthrough.docx
+++ b/Walkthrough.docx
@@ -2135,7 +2135,10 @@
         <w:pStyle w:val="NoSpacing"/>
       </w:pPr>
       <w:r>
-        <w:t>17/07/2026 16:00</w:t>
+        <w:t>17/07/2026 16:</w:t>
+      </w:r>
+      <w:r>
+        <w:t>05</w:t>
       </w:r>
     </w:p>
     <w:sectPr>
